--- a/docs/ProjectdocInfo/SiteMap/Site Map.docx
+++ b/docs/ProjectdocInfo/SiteMap/Site Map.docx
@@ -3420,7 +3420,7 @@
                 <w:sz w:val="18"/>
                 <w:szCs w:val="18"/>
               </w:rPr>
-              <w:t xml:space="preserve">stock with low flags, the PO form, the PO list (see below)</w:t>
+              <w:t xml:space="preserve">the materials that are Low or Out (each with Create PO), the PO form, the PO list (see below)</w:t>
             </w:r>
           </w:p>
         </w:tc>
@@ -3485,7 +3485,7 @@
                 <w:sz w:val="18"/>
                 <w:szCs w:val="18"/>
               </w:rPr>
-              <w:t xml:space="preserve">tabs To invoice / Waiting for payment / Paid; Issue invoice and Record payment in small dialogs; Open receipt</w:t>
+              <w:t xml:space="preserve">two sides: customers pay us (tabs To invoice / Waiting for payment / Paid; Issue invoice and Record payment in small dialogs; Open receipt) and we pay suppliers (tabs To pay / Paid out: the received purchase orders; the payment is recorded on the PO page)</w:t>
             </w:r>
           </w:p>
         </w:tc>
@@ -3982,7 +3982,7 @@
         <w:spacing w:after="120"/>
       </w:pPr>
       <w:r>
-        <w:t xml:space="preserve">Menus: each entry shows only for the roles and departments that may use it; a menu with one visible entry is shown as that entry alone. The language (English / Japanese) can be switched on every page.</w:t>
+        <w:t xml:space="preserve">Menus: each entry shows only for the roles and departments that may use it; a menu with one visible entry is shown as that entry alone. The first entry of a Factory Worker is labelled "Today"; it opens the Dashboard. The language (English / Japanese) can be switched on every page.</w:t>
       </w:r>
     </w:p>
     <w:p>
@@ -4107,37 +4107,37 @@
                 <w:sz w:val="18"/>
                 <w:szCs w:val="18"/>
               </w:rPr>
-              <w:t xml:space="preserve">Stock</w:t>
-            </w:r>
-          </w:p>
-        </w:tc>
-        <w:tc>
-          <w:tcPr>
-            <w:tcBorders>
-              <w:top w:val="single" w:color="1e293b" w:sz="4"/>
-              <w:left w:val="single" w:color="1e293b" w:sz="4"/>
-              <w:bottom w:val="single" w:color="1e293b" w:sz="4"/>
-              <w:right w:val="single" w:color="1e293b" w:sz="4"/>
-            </w:tcBorders>
-            <w:tcMar>
-              <w:top w:type="dxa" w:w="40"/>
-              <w:left w:type="dxa" w:w="80"/>
-              <w:bottom w:type="dxa" w:w="40"/>
-              <w:right w:type="dxa" w:w="80"/>
-            </w:tcMar>
-          </w:tcPr>
-          <w:p>
-            <w:pPr>
-              <w:jc w:val="left"/>
-            </w:pPr>
-            <w:r>
-              <w:rPr>
-                <w:b w:val="false"/>
-                <w:bCs w:val="false"/>
-                <w:sz w:val="18"/>
-                <w:szCs w:val="18"/>
-              </w:rPr>
-              <w:t xml:space="preserve">material, remaining, low flag, "Create PO"</w:t>
+              <w:t xml:space="preserve">Stock to buy</w:t>
+            </w:r>
+          </w:p>
+        </w:tc>
+        <w:tc>
+          <w:tcPr>
+            <w:tcBorders>
+              <w:top w:val="single" w:color="1e293b" w:sz="4"/>
+              <w:left w:val="single" w:color="1e293b" w:sz="4"/>
+              <w:bottom w:val="single" w:color="1e293b" w:sz="4"/>
+              <w:right w:val="single" w:color="1e293b" w:sz="4"/>
+            </w:tcBorders>
+            <w:tcMar>
+              <w:top w:type="dxa" w:w="40"/>
+              <w:left w:type="dxa" w:w="80"/>
+              <w:bottom w:type="dxa" w:w="40"/>
+              <w:right w:type="dxa" w:w="80"/>
+            </w:tcMar>
+          </w:tcPr>
+          <w:p>
+            <w:pPr>
+              <w:jc w:val="left"/>
+            </w:pPr>
+            <w:r>
+              <w:rPr>
+                <w:b w:val="false"/>
+                <w:bCs w:val="false"/>
+                <w:sz w:val="18"/>
+                <w:szCs w:val="18"/>
+              </w:rPr>
+              <w:t xml:space="preserve">the materials that are Low or Out: remaining, minimum level, status, "Create PO"</w:t>
             </w:r>
           </w:p>
         </w:tc>

--- a/docs/ProjectdocInfo/SiteMap/Site Map.docx
+++ b/docs/ProjectdocInfo/SiteMap/Site Map.docx
@@ -10,17 +10,6 @@
       <w:r>
         <w:t xml:space="preserve">Site Map</w:t>
       </w:r>
-    </w:p>
-    <w:p>
-      <w:pPr>
-        <w:sectPr>
-          <w:footerReference w:type="default" r:id="rId6"/>
-          <w:pgSz w:w="11907" w:h="16840" w:orient="portrait"/>
-          <w:pgMar w:top="1021" w:right="1021" w:bottom="1021" w:left="1021" w:header="708" w:footer="708" w:gutter="0"/>
-          <w:pgNumType/>
-          <w:docGrid w:linePitch="360"/>
-        </w:sectPr>
-      </w:pPr>
     </w:p>
     <w:p>
       <w:pPr>
@@ -55,10 +44,10 @@
                     </pic:cNvPicPr>
                   </pic:nvPicPr>
                   <pic:blipFill>
-                    <a:blip r:embed="rId10" cstate="none">
+                    <a:blip r:embed="rId9" cstate="none">
                       <a:extLst>
                         <a:ext uri="{96DAC541-7B7A-43D3-8B79-37D633B846F1}">
-                          <asvg:svgBlip xmlns:asvg="http://schemas.microsoft.com/office/drawing/2016/SVG/main" r:embed="rId9"/>
+                          <asvg:svgBlip xmlns:asvg="http://schemas.microsoft.com/office/drawing/2016/SVG/main" r:embed="rId8"/>
                         </a:ext>
                       </a:extLst>
                     </a:blip>
@@ -129,10 +118,10 @@
                     </pic:cNvPicPr>
                   </pic:nvPicPr>
                   <pic:blipFill>
-                    <a:blip r:embed="rId12" cstate="none">
+                    <a:blip r:embed="rId11" cstate="none">
                       <a:extLst>
                         <a:ext uri="{96DAC541-7B7A-43D3-8B79-37D633B846F1}">
-                          <asvg:svgBlip xmlns:asvg="http://schemas.microsoft.com/office/drawing/2016/SVG/main" r:embed="rId11"/>
+                          <asvg:svgBlip xmlns:asvg="http://schemas.microsoft.com/office/drawing/2016/SVG/main" r:embed="rId10"/>
                         </a:ext>
                       </a:extLst>
                     </a:blip>
@@ -173,7 +162,7 @@
     <w:p>
       <w:pPr>
         <w:sectPr>
-          <w:footerReference w:type="default" r:id="rId7"/>
+          <w:footerReference w:type="default" r:id="rId6"/>
           <w:pgSz w:w="16840" w:h="11907" w:orient="landscape"/>
           <w:pgMar w:top="1021" w:right="1021" w:bottom="1021" w:left="1021" w:header="708" w:footer="708" w:gutter="0"/>
           <w:pgNumType/>
@@ -4531,7 +4520,7 @@
       </w:r>
     </w:p>
     <w:sectPr>
-      <w:footerReference w:type="default" r:id="rId8"/>
+      <w:footerReference w:type="default" r:id="rId7"/>
       <w:pgSz w:w="11907" w:h="16840" w:orient="portrait"/>
       <w:pgMar w:top="1021" w:right="1021" w:bottom="1021" w:left="1021" w:header="708" w:footer="708" w:gutter="0"/>
       <w:pgNumType/>
@@ -4573,33 +4562,6 @@
 </file>
 
 <file path=word/footer2.xml><?xml version="1.0" encoding="utf-8"?>
-<w:ftr xmlns:wpc="http://schemas.microsoft.com/office/word/2010/wordprocessingCanvas" xmlns:mc="http://schemas.openxmlformats.org/markup-compatibility/2006" xmlns:o="urn:schemas-microsoft-com:office:office" xmlns:r="http://schemas.openxmlformats.org/officeDocument/2006/relationships" xmlns:m="http://schemas.openxmlformats.org/officeDocument/2006/math" xmlns:v="urn:schemas-microsoft-com:vml" xmlns:wp14="http://schemas.microsoft.com/office/word/2010/wordprocessingDrawing" xmlns:wp="http://schemas.openxmlformats.org/drawingml/2006/wordprocessingDrawing" xmlns:w10="urn:schemas-microsoft-com:office:word" xmlns:w="http://schemas.openxmlformats.org/wordprocessingml/2006/main" xmlns:w14="http://schemas.microsoft.com/office/word/2010/wordml" xmlns:w15="http://schemas.microsoft.com/office/word/2012/wordml" xmlns:wpg="http://schemas.microsoft.com/office/word/2010/wordprocessingGroup" xmlns:wpi="http://schemas.microsoft.com/office/word/2010/wordprocessingInk" xmlns:wne="http://schemas.microsoft.com/office/word/2006/wordml" xmlns:wps="http://schemas.microsoft.com/office/word/2010/wordprocessingShape">
-  <w:p>
-    <w:pPr>
-      <w:jc w:val="center"/>
-    </w:pPr>
-    <w:r>
-      <w:rPr>
-        <w:sz w:val="16"/>
-        <w:szCs w:val="16"/>
-      </w:rPr>
-      <w:t xml:space="preserve">Site Map · page </w:t>
-    </w:r>
-    <w:r>
-      <w:rPr>
-        <w:sz w:val="16"/>
-        <w:szCs w:val="16"/>
-      </w:rPr>
-      <w:fldChar w:fldCharType="begin"/>
-      <w:instrText xml:space="preserve">PAGE</w:instrText>
-      <w:fldChar w:fldCharType="separate"/>
-      <w:fldChar w:fldCharType="end"/>
-    </w:r>
-  </w:p>
-</w:ftr>
-</file>
-
-<file path=word/footer3.xml><?xml version="1.0" encoding="utf-8"?>
 <w:ftr xmlns:wpc="http://schemas.microsoft.com/office/word/2010/wordprocessingCanvas" xmlns:mc="http://schemas.openxmlformats.org/markup-compatibility/2006" xmlns:o="urn:schemas-microsoft-com:office:office" xmlns:r="http://schemas.openxmlformats.org/officeDocument/2006/relationships" xmlns:m="http://schemas.openxmlformats.org/officeDocument/2006/math" xmlns:v="urn:schemas-microsoft-com:vml" xmlns:wp14="http://schemas.microsoft.com/office/word/2010/wordprocessingDrawing" xmlns:wp="http://schemas.openxmlformats.org/drawingml/2006/wordprocessingDrawing" xmlns:w10="urn:schemas-microsoft-com:office:word" xmlns:w="http://schemas.openxmlformats.org/wordprocessingml/2006/main" xmlns:w14="http://schemas.microsoft.com/office/word/2010/wordml" xmlns:w15="http://schemas.microsoft.com/office/word/2012/wordml" xmlns:wpg="http://schemas.microsoft.com/office/word/2010/wordprocessingGroup" xmlns:wpi="http://schemas.microsoft.com/office/word/2010/wordprocessingInk" xmlns:wne="http://schemas.microsoft.com/office/word/2006/wordml" xmlns:wps="http://schemas.microsoft.com/office/word/2010/wordprocessingShape">
   <w:p>
     <w:pPr>
